--- a/教学实施资料/03-Python程序设计-项目实战/分层工单/W06_P4.1_多源数据采集系统分层工单.docx
+++ b/教学实施资料/03-Python程序设计-项目实战/分层工单/W06_P4.1_多源数据采集系统分层工单.docx
@@ -263,6 +263,803 @@
         </w:tc>
       </w:tr>
     </w:tbl>
+    <w:p>
+      <w:pPr>
+        <w:spacing w:before="200" w:after="80"/>
+        <w:pBdr>
+          <w:bottom w:val="single" w:sz="8" w:color="0545E8"/>
+        </w:pBdr>
+      </w:pPr>
+      <w:r>
+        <w:rPr>
+          <w:rFonts w:ascii="Times New Roman" w:hAnsi="Times New Roman" w:eastAsia="黑体"/>
+          <w:b/>
+          <w:color w:val="C04A0A"/>
+          <w:sz w:val="24"/>
+        </w:rPr>
+        <w:t>〇、知识精讲·四要素详解（V1.2深度版·与授课PPT同源）</w:t>
+      </w:r>
+    </w:p>
+    <w:p>
+      <w:pPr>
+        <w:spacing w:before="0" w:after="20"/>
+      </w:pPr>
+      <w:r>
+        <w:rPr>
+          <w:rFonts w:ascii="Times New Roman" w:hAnsi="Times New Roman" w:eastAsia="宋体"/>
+          <w:b/>
+          <w:color w:val="010328"/>
+          <w:sz w:val="22"/>
+        </w:rPr>
+        <w:t>B01 线程并发</w:t>
+      </w:r>
+    </w:p>
+    <w:p>
+      <w:pPr>
+        <w:spacing w:before="0" w:after="40"/>
+      </w:pPr>
+      <w:r>
+        <w:rPr>
+          <w:rFonts w:ascii="Times New Roman" w:hAnsi="Times New Roman" w:eastAsia="宋体"/>
+          <w:b w:val="0"/>
+          <w:sz w:val="21"/>
+        </w:rPr>
+        <w:t>1. 定义：线程=车间三条传送带同时转：采集/处理/入库互不挡道</w:t>
+      </w:r>
+    </w:p>
+    <w:p>
+      <w:pPr>
+        <w:spacing w:before="0" w:after="40"/>
+      </w:pPr>
+      <w:r>
+        <w:rPr>
+          <w:rFonts w:ascii="Times New Roman" w:hAnsi="Times New Roman" w:eastAsia="宋体"/>
+          <w:b w:val="0"/>
+          <w:sz w:val="21"/>
+        </w:rPr>
+        <w:t>2. 使用场景：采集不能被入库阻塞——三线程并行是主链路</w:t>
+      </w:r>
+    </w:p>
+    <w:p>
+      <w:pPr>
+        <w:spacing w:before="0" w:after="40"/>
+      </w:pPr>
+      <w:r>
+        <w:rPr>
+          <w:rFonts w:ascii="Times New Roman" w:hAnsi="Times New Roman" w:eastAsia="宋体"/>
+          <w:b w:val="0"/>
+          <w:sz w:val="21"/>
+        </w:rPr>
+        <w:t>3. 应用实例：t = threading.Thread(target=worker); t.start()</w:t>
+      </w:r>
+    </w:p>
+    <w:p>
+      <w:pPr>
+        <w:spacing w:before="0" w:after="40"/>
+      </w:pPr>
+      <w:r>
+        <w:rPr>
+          <w:rFonts w:ascii="Times New Roman" w:hAnsi="Times New Roman" w:eastAsia="宋体"/>
+          <w:b w:val="0"/>
+          <w:sz w:val="21"/>
+        </w:rPr>
+        <w:t>4. 扩展与误区：误区：以为多线程必然更快——GIL下CPU密集不加速，IO密集才香</w:t>
+      </w:r>
+    </w:p>
+    <w:p>
+      <w:pPr>
+        <w:spacing w:before="0" w:after="40"/>
+      </w:pPr>
+      <w:r>
+        <w:rPr>
+          <w:rFonts w:ascii="Times New Roman" w:hAnsi="Times New Roman" w:eastAsia="宋体"/>
+          <w:b w:val="0"/>
+          <w:sz w:val="21"/>
+        </w:rPr>
+        <w:t>5. 原理：线程并发=操作系统在单核上快速切换执行多个任务（GIL使Python线程不能真并行CPU计算，但IO等待时可切换）——采集卡在等网络时别的线程照干</w:t>
+      </w:r>
+    </w:p>
+    <w:p>
+      <w:pPr>
+        <w:spacing w:before="0" w:after="40"/>
+      </w:pPr>
+      <w:r>
+        <w:rPr>
+          <w:rFonts w:ascii="Times New Roman" w:hAnsi="Times New Roman" w:eastAsia="宋体"/>
+          <w:b w:val="0"/>
+          <w:sz w:val="21"/>
+        </w:rPr>
+        <w:t>6. 判断依据：三个PLC并发采集：单线程轮询一轮3秒，三线程各采各的一轮仍是1秒——IO密集场景线程正合适</w:t>
+      </w:r>
+    </w:p>
+    <w:p>
+      <w:pPr>
+        <w:spacing w:before="0" w:after="40"/>
+      </w:pPr>
+      <w:r>
+        <w:rPr>
+          <w:rFonts w:ascii="Times New Roman" w:hAnsi="Times New Roman" w:eastAsia="宋体"/>
+          <w:b w:val="0"/>
+          <w:sz w:val="21"/>
+        </w:rPr>
+        <w:t>7. 逐行解释：t=threading.Thread(target=poll,args=(plc1,)) 开线程；t.start() 并发跑；t.join() 等收队——主线程不阻塞继续干别的</w:t>
+      </w:r>
+    </w:p>
+    <w:p>
+      <w:pPr>
+        <w:spacing w:before="0" w:after="40"/>
+      </w:pPr>
+      <w:r>
+        <w:rPr>
+          <w:rFonts w:ascii="Times New Roman" w:hAnsi="Times New Roman" w:eastAsia="宋体"/>
+          <w:b w:val="0"/>
+          <w:sz w:val="21"/>
+        </w:rPr>
+        <w:t>8. 进阶优化：CPU密集用进程池multiprocessing绕开GIL；Python 3.13 freethread实验性去GIL——选型看瓶颈在IO还是CPU</w:t>
+      </w:r>
+    </w:p>
+    <w:p>
+      <w:pPr>
+        <w:spacing w:before="0" w:after="0"/>
+      </w:pPr>
+      <w:r>
+        <w:rPr>
+          <w:rFonts w:ascii="Times New Roman" w:hAnsi="Times New Roman" w:eastAsia="宋体"/>
+          <w:b w:val="0"/>
+          <w:sz w:val="12"/>
+        </w:rPr>
+      </w:r>
+    </w:p>
+    <w:p>
+      <w:pPr>
+        <w:spacing w:before="0" w:after="20"/>
+      </w:pPr>
+      <w:r>
+        <w:rPr>
+          <w:rFonts w:ascii="Times New Roman" w:hAnsi="Times New Roman" w:eastAsia="宋体"/>
+          <w:b/>
+          <w:color w:val="010328"/>
+          <w:sz w:val="22"/>
+        </w:rPr>
+        <w:t>B02 Queue传送带</w:t>
+      </w:r>
+    </w:p>
+    <w:p>
+      <w:pPr>
+        <w:spacing w:before="0" w:after="40"/>
+      </w:pPr>
+      <w:r>
+        <w:rPr>
+          <w:rFonts w:ascii="Times New Roman" w:hAnsi="Times New Roman" w:eastAsia="宋体"/>
+          <w:b w:val="0"/>
+          <w:sz w:val="21"/>
+        </w:rPr>
+        <w:t>1. 定义：queue.Queue=自带保险锁的传送带——线程间传数据不丢不撞</w:t>
+      </w:r>
+    </w:p>
+    <w:p>
+      <w:pPr>
+        <w:spacing w:before="0" w:after="40"/>
+      </w:pPr>
+      <w:r>
+        <w:rPr>
+          <w:rFonts w:ascii="Times New Roman" w:hAnsi="Times New Roman" w:eastAsia="宋体"/>
+          <w:b w:val="0"/>
+          <w:sz w:val="21"/>
+        </w:rPr>
+        <w:t>2. 使用场景：采集线程与入库线程解耦——快慢各干各的</w:t>
+      </w:r>
+    </w:p>
+    <w:p>
+      <w:pPr>
+        <w:spacing w:before="0" w:after="40"/>
+      </w:pPr>
+      <w:r>
+        <w:rPr>
+          <w:rFonts w:ascii="Times New Roman" w:hAnsi="Times New Roman" w:eastAsia="宋体"/>
+          <w:b w:val="0"/>
+          <w:sz w:val="21"/>
+        </w:rPr>
+        <w:t>3. 应用实例：q.put(row) / row = q.get(timeout=3)</w:t>
+      </w:r>
+    </w:p>
+    <w:p>
+      <w:pPr>
+        <w:spacing w:before="0" w:after="40"/>
+      </w:pPr>
+      <w:r>
+        <w:rPr>
+          <w:rFonts w:ascii="Times New Roman" w:hAnsi="Times New Roman" w:eastAsia="宋体"/>
+          <w:b w:val="0"/>
+          <w:sz w:val="21"/>
+        </w:rPr>
+        <w:t>4. 扩展与误区：误区：直接共享全局列表传数据——裸列表非线程安全，必加锁</w:t>
+      </w:r>
+    </w:p>
+    <w:p>
+      <w:pPr>
+        <w:spacing w:before="0" w:after="40"/>
+      </w:pPr>
+      <w:r>
+        <w:rPr>
+          <w:rFonts w:ascii="Times New Roman" w:hAnsi="Times New Roman" w:eastAsia="宋体"/>
+          <w:b w:val="0"/>
+          <w:sz w:val="21"/>
+        </w:rPr>
+        <w:t>5. 原理：Queue线程安全传送带：生产者put进货、消费者get取货，自带锁不丢单——线程间传数据不走全局变量</w:t>
+      </w:r>
+    </w:p>
+    <w:p>
+      <w:pPr>
+        <w:spacing w:before="0" w:after="40"/>
+      </w:pPr>
+      <w:r>
+        <w:rPr>
+          <w:rFonts w:ascii="Times New Roman" w:hAnsi="Times New Roman" w:eastAsia="宋体"/>
+          <w:b w:val="0"/>
+          <w:sz w:val="21"/>
+        </w:rPr>
+        <w:t>6. 判断依据：采集线程往队列塞原始数据、清洗线程从队列取——两环节速度解耦，互不等待</w:t>
+      </w:r>
+    </w:p>
+    <w:p>
+      <w:pPr>
+        <w:spacing w:before="0" w:after="40"/>
+      </w:pPr>
+      <w:r>
+        <w:rPr>
+          <w:rFonts w:ascii="Times New Roman" w:hAnsi="Times New Roman" w:eastAsia="宋体"/>
+          <w:b w:val="0"/>
+          <w:sz w:val="21"/>
+        </w:rPr>
+        <w:t>7. 逐行解释：q=queue.Queue(maxsize=100) 带背压的传送带（满则put阻塞防内存爆）；q.put(row) 塞；q.get() 取——中间缓冲解耦两侧速率</w:t>
+      </w:r>
+    </w:p>
+    <w:p>
+      <w:pPr>
+        <w:spacing w:before="0" w:after="40"/>
+      </w:pPr>
+      <w:r>
+        <w:rPr>
+          <w:rFonts w:ascii="Times New Roman" w:hAnsi="Times New Roman" w:eastAsia="宋体"/>
+          <w:b w:val="0"/>
+          <w:sz w:val="21"/>
+        </w:rPr>
+        <w:t>8. 进阶优化：qsize()监控积压（消费不动了先看这）；task_done()+join()任务级同步；进阶PriorityQueue告警优先处理</w:t>
+      </w:r>
+    </w:p>
+    <w:p>
+      <w:pPr>
+        <w:spacing w:before="0" w:after="0"/>
+      </w:pPr>
+      <w:r>
+        <w:rPr>
+          <w:rFonts w:ascii="Times New Roman" w:hAnsi="Times New Roman" w:eastAsia="宋体"/>
+          <w:b w:val="0"/>
+          <w:sz w:val="12"/>
+        </w:rPr>
+      </w:r>
+    </w:p>
+    <w:p>
+      <w:pPr>
+        <w:spacing w:before="0" w:after="20"/>
+      </w:pPr>
+      <w:r>
+        <w:rPr>
+          <w:rFonts w:ascii="Times New Roman" w:hAnsi="Times New Roman" w:eastAsia="宋体"/>
+          <w:b/>
+          <w:color w:val="010328"/>
+          <w:sz w:val="22"/>
+        </w:rPr>
+        <w:t>B03 get超时防死等</w:t>
+      </w:r>
+    </w:p>
+    <w:p>
+      <w:pPr>
+        <w:spacing w:before="0" w:after="40"/>
+      </w:pPr>
+      <w:r>
+        <w:rPr>
+          <w:rFonts w:ascii="Times New Roman" w:hAnsi="Times New Roman" w:eastAsia="宋体"/>
+          <w:b w:val="0"/>
+          <w:sz w:val="21"/>
+        </w:rPr>
+        <w:t>1. 定义：get(timeout)=传送带空转3秒就检查——不给死等机会</w:t>
+      </w:r>
+    </w:p>
+    <w:p>
+      <w:pPr>
+        <w:spacing w:before="0" w:after="40"/>
+      </w:pPr>
+      <w:r>
+        <w:rPr>
+          <w:rFonts w:ascii="Times New Roman" w:hAnsi="Times New Roman" w:eastAsia="宋体"/>
+          <w:b w:val="0"/>
+          <w:sz w:val="21"/>
+        </w:rPr>
+        <w:t>2. 使用场景：采集断流时入库线程能检查退出标志</w:t>
+      </w:r>
+    </w:p>
+    <w:p>
+      <w:pPr>
+        <w:spacing w:before="0" w:after="40"/>
+      </w:pPr>
+      <w:r>
+        <w:rPr>
+          <w:rFonts w:ascii="Times New Roman" w:hAnsi="Times New Roman" w:eastAsia="宋体"/>
+          <w:b w:val="0"/>
+          <w:sz w:val="21"/>
+        </w:rPr>
+        <w:t>3. 应用实例：try: row=q.get(timeout=3) except Empty: continue</w:t>
+      </w:r>
+    </w:p>
+    <w:p>
+      <w:pPr>
+        <w:spacing w:before="0" w:after="40"/>
+      </w:pPr>
+      <w:r>
+        <w:rPr>
+          <w:rFonts w:ascii="Times New Roman" w:hAnsi="Times New Roman" w:eastAsia="宋体"/>
+          <w:b w:val="0"/>
+          <w:sz w:val="21"/>
+        </w:rPr>
+        <w:t>4. 扩展与误区：误区：裸get()死等——采集一断入库线程永久卡死成僵尸</w:t>
+      </w:r>
+    </w:p>
+    <w:p>
+      <w:pPr>
+        <w:spacing w:before="0" w:after="40"/>
+      </w:pPr>
+      <w:r>
+        <w:rPr>
+          <w:rFonts w:ascii="Times New Roman" w:hAnsi="Times New Roman" w:eastAsia="宋体"/>
+          <w:b w:val="0"/>
+          <w:sz w:val="21"/>
+        </w:rPr>
+        <w:t>5. 原理：q.get(timeout=5)最多等5秒，超时抛Empty异常——防止设备'死寂'时消费线程永远挂起（死等的反义词是有时限的等）</w:t>
+      </w:r>
+    </w:p>
+    <w:p>
+      <w:pPr>
+        <w:spacing w:before="0" w:after="40"/>
+      </w:pPr>
+      <w:r>
+        <w:rPr>
+          <w:rFonts w:ascii="Times New Roman" w:hAnsi="Times New Roman" w:eastAsia="宋体"/>
+          <w:b w:val="0"/>
+          <w:sz w:val="21"/>
+        </w:rPr>
+        <w:t>6. 判断依据：任何阻塞调用都要带超时：网络读/队列取/条件等——无限等待=僵尸线程的温床</w:t>
+      </w:r>
+    </w:p>
+    <w:p>
+      <w:pPr>
+        <w:spacing w:before="0" w:after="40"/>
+      </w:pPr>
+      <w:r>
+        <w:rPr>
+          <w:rFonts w:ascii="Times New Roman" w:hAnsi="Times New Roman" w:eastAsia="宋体"/>
+          <w:b w:val="0"/>
+          <w:sz w:val="21"/>
+        </w:rPr>
+        <w:t>7. 逐行解释：try: row=q.get(timeout=5) 限时等；except queue.Empty: 记录心跳超时并continue —— 线程永远活着且有响应</w:t>
+      </w:r>
+    </w:p>
+    <w:p>
+      <w:pPr>
+        <w:spacing w:before="0" w:after="40"/>
+      </w:pPr>
+      <w:r>
+        <w:rPr>
+          <w:rFonts w:ascii="Times New Roman" w:hAnsi="Times New Roman" w:eastAsia="宋体"/>
+          <w:b w:val="0"/>
+          <w:sz w:val="21"/>
+        </w:rPr>
+        <w:t>8. 进阶优化：socket.setdefaulttimeout全局兜底；采集循环外层再包看门狗（N分钟无数据自动重启线程）</w:t>
+      </w:r>
+    </w:p>
+    <w:p>
+      <w:pPr>
+        <w:spacing w:before="0" w:after="0"/>
+      </w:pPr>
+      <w:r>
+        <w:rPr>
+          <w:rFonts w:ascii="Times New Roman" w:hAnsi="Times New Roman" w:eastAsia="宋体"/>
+          <w:b w:val="0"/>
+          <w:sz w:val="12"/>
+        </w:rPr>
+      </w:r>
+    </w:p>
+    <w:p>
+      <w:pPr>
+        <w:spacing w:before="0" w:after="20"/>
+      </w:pPr>
+      <w:r>
+        <w:rPr>
+          <w:rFonts w:ascii="Times New Roman" w:hAnsi="Times New Roman" w:eastAsia="宋体"/>
+          <w:b/>
+          <w:color w:val="010328"/>
+          <w:sz w:val="22"/>
+        </w:rPr>
+        <w:t>B04 退避重试</w:t>
+      </w:r>
+    </w:p>
+    <w:p>
+      <w:pPr>
+        <w:spacing w:before="0" w:after="40"/>
+      </w:pPr>
+      <w:r>
+        <w:rPr>
+          <w:rFonts w:ascii="Times New Roman" w:hAnsi="Times New Roman" w:eastAsia="宋体"/>
+          <w:b w:val="0"/>
+          <w:sz w:val="21"/>
+        </w:rPr>
+        <w:t>1. 定义：指数退避=敲门礼仪：1s没应等2s再4s——封顶8s不轰炸</w:t>
+      </w:r>
+    </w:p>
+    <w:p>
+      <w:pPr>
+        <w:spacing w:before="0" w:after="40"/>
+      </w:pPr>
+      <w:r>
+        <w:rPr>
+          <w:rFonts w:ascii="Times New Roman" w:hAnsi="Times New Roman" w:eastAsia="宋体"/>
+          <w:b w:val="0"/>
+          <w:sz w:val="21"/>
+        </w:rPr>
+        <w:t>2. 使用场景：P4.1核心考点：2号PLC随机掉线必须重连</w:t>
+      </w:r>
+    </w:p>
+    <w:p>
+      <w:pPr>
+        <w:spacing w:before="0" w:after="40"/>
+      </w:pPr>
+      <w:r>
+        <w:rPr>
+          <w:rFonts w:ascii="Times New Roman" w:hAnsi="Times New Roman" w:eastAsia="宋体"/>
+          <w:b w:val="0"/>
+          <w:sz w:val="21"/>
+        </w:rPr>
+        <w:t>3. 应用实例：delay=min(delay*2, 8)——间隔翻倍不爆炸</w:t>
+      </w:r>
+    </w:p>
+    <w:p>
+      <w:pPr>
+        <w:spacing w:before="0" w:after="40"/>
+      </w:pPr>
+      <w:r>
+        <w:rPr>
+          <w:rFonts w:ascii="Times New Roman" w:hAnsi="Times New Roman" w:eastAsia="宋体"/>
+          <w:b w:val="0"/>
+          <w:sz w:val="21"/>
+        </w:rPr>
+        <w:t>4. 扩展与误区：误区：无退避疯狂重试=DDOS自己——掉线风暴越试越瘫</w:t>
+      </w:r>
+    </w:p>
+    <w:p>
+      <w:pPr>
+        <w:spacing w:before="0" w:after="40"/>
+      </w:pPr>
+      <w:r>
+        <w:rPr>
+          <w:rFonts w:ascii="Times New Roman" w:hAnsi="Times New Roman" w:eastAsia="宋体"/>
+          <w:b w:val="0"/>
+          <w:sz w:val="21"/>
+        </w:rPr>
+        <w:t>5. 原理：退避重试=失败后指数等待再试：1s→2s→4s，配上限（3次）——2号PLC这种'戏精'设备专治方案</w:t>
+      </w:r>
+    </w:p>
+    <w:p>
+      <w:pPr>
+        <w:spacing w:before="0" w:after="40"/>
+      </w:pPr>
+      <w:r>
+        <w:rPr>
+          <w:rFonts w:ascii="Times New Roman" w:hAnsi="Times New Roman" w:eastAsia="宋体"/>
+          <w:b w:val="0"/>
+          <w:sz w:val="21"/>
+        </w:rPr>
+        <w:t>6. 判断依据：网络抖动类瞬时故障用重试自愈；硬件真坏重试也无用（区分可自愈/不可自愈错误是工程判断）</w:t>
+      </w:r>
+    </w:p>
+    <w:p>
+      <w:pPr>
+        <w:spacing w:before="0" w:after="40"/>
+      </w:pPr>
+      <w:r>
+        <w:rPr>
+          <w:rFonts w:ascii="Times New Roman" w:hAnsi="Times New Roman" w:eastAsia="宋体"/>
+          <w:b w:val="0"/>
+          <w:sz w:val="21"/>
+        </w:rPr>
+        <w:t>7. 逐行解释：for i in range(3): try: connect(); break; except: time.sleep(2**i) 1,2,4秒退避——加上抖动random.uniform(0,0.3)防雪崩同步重试</w:t>
+      </w:r>
+    </w:p>
+    <w:p>
+      <w:pPr>
+        <w:spacing w:before="0" w:after="40"/>
+      </w:pPr>
+      <w:r>
+        <w:rPr>
+          <w:rFonts w:ascii="Times New Roman" w:hAnsi="Times New Roman" w:eastAsia="宋体"/>
+          <w:b w:val="0"/>
+          <w:sz w:val="21"/>
+        </w:rPr>
+        <w:t>8. 进阶优化：retrying库装饰器一行搞定；重试期间线程让出CPU（sleep不占核）；最终失败进死信队列人工介入</w:t>
+      </w:r>
+    </w:p>
+    <w:p>
+      <w:pPr>
+        <w:spacing w:before="0" w:after="0"/>
+      </w:pPr>
+      <w:r>
+        <w:rPr>
+          <w:rFonts w:ascii="Times New Roman" w:hAnsi="Times New Roman" w:eastAsia="宋体"/>
+          <w:b w:val="0"/>
+          <w:sz w:val="12"/>
+        </w:rPr>
+      </w:r>
+    </w:p>
+    <w:p>
+      <w:pPr>
+        <w:spacing w:before="0" w:after="20"/>
+      </w:pPr>
+      <w:r>
+        <w:rPr>
+          <w:rFonts w:ascii="Times New Roman" w:hAnsi="Times New Roman" w:eastAsia="宋体"/>
+          <w:b/>
+          <w:color w:val="010328"/>
+          <w:sz w:val="22"/>
+        </w:rPr>
+        <w:t>B05 daemon守护线程</w:t>
+      </w:r>
+    </w:p>
+    <w:p>
+      <w:pPr>
+        <w:spacing w:before="0" w:after="40"/>
+      </w:pPr>
+      <w:r>
+        <w:rPr>
+          <w:rFonts w:ascii="Times New Roman" w:hAnsi="Times New Roman" w:eastAsia="宋体"/>
+          <w:b w:val="0"/>
+          <w:sz w:val="21"/>
+        </w:rPr>
+        <w:t>1. 定义：daemon=True=随主灯灭的值夜班——主程序退出它跟着退</w:t>
+      </w:r>
+    </w:p>
+    <w:p>
+      <w:pPr>
+        <w:spacing w:before="0" w:after="40"/>
+      </w:pPr>
+      <w:r>
+        <w:rPr>
+          <w:rFonts w:ascii="Times New Roman" w:hAnsi="Times New Roman" w:eastAsia="宋体"/>
+          <w:b w:val="0"/>
+          <w:sz w:val="21"/>
+        </w:rPr>
+        <w:t>2. 使用场景：Ctrl+C后采集进程能干净退出不留后台僵尸</w:t>
+      </w:r>
+    </w:p>
+    <w:p>
+      <w:pPr>
+        <w:spacing w:before="0" w:after="40"/>
+      </w:pPr>
+      <w:r>
+        <w:rPr>
+          <w:rFonts w:ascii="Times New Roman" w:hAnsi="Times New Roman" w:eastAsia="宋体"/>
+          <w:b w:val="0"/>
+          <w:sz w:val="21"/>
+        </w:rPr>
+        <w:t>3. 应用实例：t = threading.Thread(target=worker, daemon=True)</w:t>
+      </w:r>
+    </w:p>
+    <w:p>
+      <w:pPr>
+        <w:spacing w:before="0" w:after="40"/>
+      </w:pPr>
+      <w:r>
+        <w:rPr>
+          <w:rFonts w:ascii="Times New Roman" w:hAnsi="Times New Roman" w:eastAsia="宋体"/>
+          <w:b w:val="0"/>
+          <w:sz w:val="21"/>
+        </w:rPr>
+        <w:t>4. 扩展与误区：误区：守护线程里放'必须写完'的落库逻辑——可能中途被掐断</w:t>
+      </w:r>
+    </w:p>
+    <w:p>
+      <w:pPr>
+        <w:spacing w:before="0" w:after="40"/>
+      </w:pPr>
+      <w:r>
+        <w:rPr>
+          <w:rFonts w:ascii="Times New Roman" w:hAnsi="Times New Roman" w:eastAsia="宋体"/>
+          <w:b w:val="0"/>
+          <w:sz w:val="21"/>
+        </w:rPr>
+        <w:t>5. 原理：daemon=True守护线程：主线程退出时守护线程随之被杀——采集程序主流程结束，后台线程不阻挠进程退出</w:t>
+      </w:r>
+    </w:p>
+    <w:p>
+      <w:pPr>
+        <w:spacing w:before="0" w:after="40"/>
+      </w:pPr>
+      <w:r>
+        <w:rPr>
+          <w:rFonts w:ascii="Times New Roman" w:hAnsi="Times New Roman" w:eastAsia="宋体"/>
+          <w:b w:val="0"/>
+          <w:sz w:val="21"/>
+        </w:rPr>
+        <w:t>6. 判断依据：心跳上报/日志刷盘这类'陪跑'线程设daemon；但需要优雅收尾的线程（要flush数据的）不能daemon</w:t>
+      </w:r>
+    </w:p>
+    <w:p>
+      <w:pPr>
+        <w:spacing w:before="0" w:after="40"/>
+      </w:pPr>
+      <w:r>
+        <w:rPr>
+          <w:rFonts w:ascii="Times New Roman" w:hAnsi="Times New Roman" w:eastAsia="宋体"/>
+          <w:b w:val="0"/>
+          <w:sz w:val="21"/>
+        </w:rPr>
+        <w:t>7. 逐行解释：t=threading.Thread(target=beat,daemon=True) 开工即声明守护——主线程收工全部一起散场，进程不挂起</w:t>
+      </w:r>
+    </w:p>
+    <w:p>
+      <w:pPr>
+        <w:spacing w:before="0" w:after="40"/>
+      </w:pPr>
+      <w:r>
+        <w:rPr>
+          <w:rFonts w:ascii="Times New Roman" w:hAnsi="Times New Roman" w:eastAsia="宋体"/>
+          <w:b w:val="0"/>
+          <w:sz w:val="21"/>
+        </w:rPr>
+        <w:t>8. 进阶优化：非守护线程用Event优雅停：stop_event.set()通知循环退出——'善终'与'陪葬'按线程职责选</w:t>
+      </w:r>
+    </w:p>
+    <w:p>
+      <w:pPr>
+        <w:spacing w:before="0" w:after="0"/>
+      </w:pPr>
+      <w:r>
+        <w:rPr>
+          <w:rFonts w:ascii="Times New Roman" w:hAnsi="Times New Roman" w:eastAsia="宋体"/>
+          <w:b w:val="0"/>
+          <w:sz w:val="12"/>
+        </w:rPr>
+      </w:r>
+    </w:p>
+    <w:p>
+      <w:pPr>
+        <w:spacing w:before="0" w:after="20"/>
+      </w:pPr>
+      <w:r>
+        <w:rPr>
+          <w:rFonts w:ascii="Times New Roman" w:hAnsi="Times New Roman" w:eastAsia="宋体"/>
+          <w:b/>
+          <w:color w:val="010328"/>
+          <w:sz w:val="22"/>
+        </w:rPr>
+        <w:t>B06 对账公式</w:t>
+      </w:r>
+    </w:p>
+    <w:p>
+      <w:pPr>
+        <w:spacing w:before="0" w:after="40"/>
+      </w:pPr>
+      <w:r>
+        <w:rPr>
+          <w:rFonts w:ascii="Times New Roman" w:hAnsi="Times New Roman" w:eastAsia="宋体"/>
+          <w:b w:val="0"/>
+          <w:sz w:val="21"/>
+        </w:rPr>
+        <w:t>1. 定义：对账=钱货两清：源计数=入库+异常+丢弃，一条不差</w:t>
+      </w:r>
+    </w:p>
+    <w:p>
+      <w:pPr>
+        <w:spacing w:before="0" w:after="40"/>
+      </w:pPr>
+      <w:r>
+        <w:rPr>
+          <w:rFonts w:ascii="Times New Roman" w:hAnsi="Times New Roman" w:eastAsia="宋体"/>
+          <w:b w:val="0"/>
+          <w:sz w:val="21"/>
+        </w:rPr>
+        <w:t>2. 使用场景：采集完整性的数学表达——工单验收硬指标</w:t>
+      </w:r>
+    </w:p>
+    <w:p>
+      <w:pPr>
+        <w:spacing w:before="0" w:after="40"/>
+      </w:pPr>
+      <w:r>
+        <w:rPr>
+          <w:rFonts w:ascii="Times New Roman" w:hAnsi="Times New Roman" w:eastAsia="宋体"/>
+          <w:b w:val="0"/>
+          <w:sz w:val="21"/>
+        </w:rPr>
+        <w:t>3. 应用实例：assert total_src == total_db + total_err + total_drop</w:t>
+      </w:r>
+    </w:p>
+    <w:p>
+      <w:pPr>
+        <w:spacing w:before="0" w:after="40"/>
+      </w:pPr>
+      <w:r>
+        <w:rPr>
+          <w:rFonts w:ascii="Times New Roman" w:hAnsi="Times New Roman" w:eastAsia="宋体"/>
+          <w:b w:val="0"/>
+          <w:sz w:val="21"/>
+        </w:rPr>
+        <w:t>4. 扩展与误区：误区：只报采集条数不对账——丢的行去哪了说不清等于失控</w:t>
+      </w:r>
+    </w:p>
+    <w:p>
+      <w:pPr>
+        <w:spacing w:before="0" w:after="40"/>
+      </w:pPr>
+      <w:r>
+        <w:rPr>
+          <w:rFonts w:ascii="Times New Roman" w:hAnsi="Times New Roman" w:eastAsia="宋体"/>
+          <w:b w:val="0"/>
+          <w:sz w:val="21"/>
+        </w:rPr>
+        <w:t>5. 原理：对账公式：收到条数==发送条数-重试中-死信数——收发存三方数字咬合，任何一环丢数立刻对不上</w:t>
+      </w:r>
+    </w:p>
+    <w:p>
+      <w:pPr>
+        <w:spacing w:before="0" w:after="40"/>
+      </w:pPr>
+      <w:r>
+        <w:rPr>
+          <w:rFonts w:ascii="Times New Roman" w:hAnsi="Times New Roman" w:eastAsia="宋体"/>
+          <w:b w:val="0"/>
+          <w:sz w:val="21"/>
+        </w:rPr>
+        <w:t>6. 判断依据：每班次结束自动对账：采集端计数器vs中台入库数——差一条就报警，不靠用户发现</w:t>
+      </w:r>
+    </w:p>
+    <w:p>
+      <w:pPr>
+        <w:spacing w:before="0" w:after="40"/>
+      </w:pPr>
+      <w:r>
+        <w:rPr>
+          <w:rFonts w:ascii="Times New Roman" w:hAnsi="Times New Roman" w:eastAsia="宋体"/>
+          <w:b w:val="0"/>
+          <w:sz w:val="21"/>
+        </w:rPr>
+        <w:t>7. 逐行解释：sent=counter['send']; received=db.count(); retrying=len(backup_queue); assert sent==received+retrying —— 差额即丢失，写告警</w:t>
+      </w:r>
+    </w:p>
+    <w:p>
+      <w:pPr>
+        <w:spacing w:before="0" w:after="40"/>
+      </w:pPr>
+      <w:r>
+        <w:rPr>
+          <w:rFonts w:ascii="Times New Roman" w:hAnsi="Times New Roman" w:eastAsia="宋体"/>
+          <w:b w:val="0"/>
+          <w:sz w:val="21"/>
+        </w:rPr>
+        <w:t>8. 进阶优化：对账报表进日报（发送/接收/重试/死信四数）；消息ID幂等去重（重试可能双发）——对账与幂等双保险</w:t>
+      </w:r>
+    </w:p>
+    <w:p>
+      <w:pPr>
+        <w:spacing w:before="0" w:after="0"/>
+      </w:pPr>
+      <w:r>
+        <w:rPr>
+          <w:rFonts w:ascii="Times New Roman" w:hAnsi="Times New Roman" w:eastAsia="宋体"/>
+          <w:b w:val="0"/>
+          <w:sz w:val="12"/>
+        </w:rPr>
+      </w:r>
+    </w:p>
     <w:p>
       <w:pPr>
         <w:spacing w:before="200" w:after="80"/>
